--- a/tillsyn/A 136-2025 tillsynsbegäran.docx
+++ b/tillsyn/A 136-2025 tillsynsbegäran.docx
@@ -1529,7 +1529,7 @@
     <w:r>
       <w:tab/>
       <w:tab/>
-      <w:t>2026-09-14</w:t>
+      <w:t>2026-09-15</w:t>
       <w:br/>
       <w:br/>
     </w:r>

--- a/tillsyn/A 136-2025 tillsynsbegäran.docx
+++ b/tillsyn/A 136-2025 tillsynsbegäran.docx
@@ -1529,7 +1529,7 @@
     <w:r>
       <w:tab/>
       <w:tab/>
-      <w:t>2026-09-15</w:t>
+      <w:t>2026-09-16</w:t>
       <w:br/>
       <w:br/>
     </w:r>

--- a/tillsyn/A 136-2025 tillsynsbegäran.docx
+++ b/tillsyn/A 136-2025 tillsynsbegäran.docx
@@ -1529,7 +1529,7 @@
     <w:r>
       <w:tab/>
       <w:tab/>
-      <w:t>2026-09-16</w:t>
+      <w:t>2026-09-17</w:t>
       <w:br/>
       <w:br/>
     </w:r>

--- a/tillsyn/A 136-2025 tillsynsbegäran.docx
+++ b/tillsyn/A 136-2025 tillsynsbegäran.docx
@@ -1529,7 +1529,7 @@
     <w:r>
       <w:tab/>
       <w:tab/>
-      <w:t>2026-09-17</w:t>
+      <w:t>2026-09-18</w:t>
       <w:br/>
       <w:br/>
     </w:r>

--- a/tillsyn/A 136-2025 tillsynsbegäran.docx
+++ b/tillsyn/A 136-2025 tillsynsbegäran.docx
@@ -1529,7 +1529,7 @@
     <w:r>
       <w:tab/>
       <w:tab/>
-      <w:t>2026-09-18</w:t>
+      <w:t>2026-09-19</w:t>
       <w:br/>
       <w:br/>
     </w:r>

--- a/tillsyn/A 136-2025 tillsynsbegäran.docx
+++ b/tillsyn/A 136-2025 tillsynsbegäran.docx
@@ -1529,7 +1529,7 @@
     <w:r>
       <w:tab/>
       <w:tab/>
-      <w:t>2026-09-19</w:t>
+      <w:t>2026-09-21</w:t>
       <w:br/>
       <w:br/>
     </w:r>

--- a/tillsyn/A 136-2025 tillsynsbegäran.docx
+++ b/tillsyn/A 136-2025 tillsynsbegäran.docx
@@ -22,7 +22,7 @@
       <w:r>
         <w:drawing>
           <wp:inline xmlns:a="http://schemas.openxmlformats.org/drawingml/2006/main" xmlns:pic="http://schemas.openxmlformats.org/drawingml/2006/picture">
-            <wp:extent cx="5486400" cy="3746212"/>
+            <wp:extent cx="5486400" cy="3855563"/>
             <wp:docPr id="1" name="Picture 1"/>
             <wp:cNvGraphicFramePr>
               <a:graphicFrameLocks noChangeAspect="1"/>
@@ -43,7 +43,7 @@
                   <pic:spPr>
                     <a:xfrm>
                       <a:off x="0" y="0"/>
-                      <a:ext cx="5486400" cy="3746212"/>
+                      <a:ext cx="5486400" cy="3855563"/>
                     </a:xfrm>
                     <a:prstGeom prst="rect"/>
                   </pic:spPr>
@@ -65,7 +65,7 @@
     </w:p>
     <w:p>
       <w:r>
-        <w:t>I och inom 22 meter från avverkningsanmälan finns fynd av 19 naturvårdsarter, varav 17 är rödlistade, 4 är fridlysta, 12 är typiska (T) och 1 är signalart (S): doftticka (VU, T, §8), garnlav (VU, T), knärot (VU, T, §8), blanksvart spiklav (NT), blågrå svartspik (NT), dropptaggsvamp (NT, T), dvärgbägarlav (NT, T), knottrig blåslav (NT, T), kolflarnlav (NT, T), lunglav (NT, T), motaggsvamp (NT, T), mörk kolflarnlav (NT), skarp dropptaggsvamp (NT), skrovellav (NT, T), talltita (NT, §4), vedflamlav (NT), violettgrå tagellav (NT, T), vedticka (S, T) och fläcknycklar (§8). Se Figur 1.</w:t>
+        <w:t>I och inom 22 meter från avverkningsanmälan finns fynd av 20 naturvårdsarter, varav 18 är rödlistade, 4 är fridlysta, 13 är typiska (T) och 1 är signalart (S): doftticka (VU, T, §8), garnlav (VU, T), knärot (VU, T, §8), blanksvart spiklav (NT), blågrå svartspik (NT), dropptaggsvamp (NT, T), dvärgbägarlav (NT, T), knottrig blåslav (NT, T), kolflarnlav (NT, T), lunglav (NT, T), motaggsvamp (NT, T), mörk kolflarnlav (NT), skarp dropptaggsvamp (NT), skrovellav (NT, T), talltita (NT, §4), vedflamlav (NT), vedskivlav (NT, T), violettgrå tagellav (NT, T), vedticka (S, T) och fläcknycklar (§8). Se Figur 1.</w:t>
       </w:r>
     </w:p>
     <w:p>
@@ -556,6 +556,26 @@
         <w:rPr>
           <w:b/>
         </w:rPr>
+        <w:t>Vedskivlav (NT)</w:t>
+      </w:r>
+      <w:r>
+        <w:t xml:space="preserve"> växer på gammal, torr, exponerad, hård kärnved av framförallt tall i naturskogsartade bestånd. Avverkning av tallskog av naturskogskaraktär med spår av återkommande bränder är ett hot. Mängden lämplig ved att växa på för vedskivlav minskar, dels på grund av naturlig nedbrytning men framförallt på grund av att de förstörs i samband med slutavverkningar, gallringar och markberedning. Tall- och blandbarrskogar av naturskogskaraktär med spår av återkommande bränder bör skyddas. Vedskivlav är typisk art för </w:t>
+      </w:r>
+      <w:r>
+        <w:rPr>
+          <w:i/>
+        </w:rPr>
+        <w:t>9010 Taiga</w:t>
+      </w:r>
+      <w:r>
+        <w:t xml:space="preserve"> (SLU Artdatabanken, 2024).</w:t>
+      </w:r>
+    </w:p>
+    <w:p>
+      <w:r>
+        <w:rPr>
+          <w:b/>
+        </w:rPr>
         <w:t>Violettgrå tagellav (NT)</w:t>
       </w:r>
       <w:r>
@@ -628,7 +648,7 @@
     </w:p>
     <w:p>
       <w:r>
-        <w:t>Följande typiska arter har sina livsmiljöer och växtplatser i den avverkningsanmälda skogen: doftticka (VU, T, §8), garnlav (VU, T), knärot (VU, T, §8), dropptaggsvamp (NT, T), dvärgbägarlav (NT, T), knottrig blåslav (NT, T), kolflarnlav (NT, T), lunglav (NT, T), motaggsvamp (NT, T), skrovellav (NT, T), violettgrå tagellav (NT, T) och vedticka (S, T).</w:t>
+        <w:t>Följande typiska arter har sina livsmiljöer och växtplatser i den avverkningsanmälda skogen: doftticka (VU, T, §8), garnlav (VU, T), knärot (VU, T, §8), dropptaggsvamp (NT, T), dvärgbägarlav (NT, T), knottrig blåslav (NT, T), kolflarnlav (NT, T), lunglav (NT, T), motaggsvamp (NT, T), skrovellav (NT, T), vedskivlav (NT, T), violettgrå tagellav (NT, T) och vedticka (S, T).</w:t>
       </w:r>
     </w:p>
     <w:p>
@@ -1529,7 +1549,7 @@
     <w:r>
       <w:tab/>
       <w:tab/>
-      <w:t>2026-09-21</w:t>
+      <w:t>2026-09-23</w:t>
       <w:br/>
       <w:br/>
     </w:r>

--- a/tillsyn/A 136-2025 tillsynsbegäran.docx
+++ b/tillsyn/A 136-2025 tillsynsbegäran.docx
@@ -1549,7 +1549,7 @@
     <w:r>
       <w:tab/>
       <w:tab/>
-      <w:t>2026-09-23</w:t>
+      <w:t>2026-09-24</w:t>
       <w:br/>
       <w:br/>
     </w:r>

--- a/tillsyn/A 136-2025 tillsynsbegäran.docx
+++ b/tillsyn/A 136-2025 tillsynsbegäran.docx
@@ -1549,7 +1549,7 @@
     <w:r>
       <w:tab/>
       <w:tab/>
-      <w:t>2026-09-24</w:t>
+      <w:t>2026-09-25</w:t>
       <w:br/>
       <w:br/>
     </w:r>

--- a/tillsyn/A 136-2025 tillsynsbegäran.docx
+++ b/tillsyn/A 136-2025 tillsynsbegäran.docx
@@ -1549,7 +1549,7 @@
     <w:r>
       <w:tab/>
       <w:tab/>
-      <w:t>2026-09-25</w:t>
+      <w:t>2026-09-26</w:t>
       <w:br/>
       <w:br/>
     </w:r>

--- a/tillsyn/A 136-2025 tillsynsbegäran.docx
+++ b/tillsyn/A 136-2025 tillsynsbegäran.docx
@@ -1549,7 +1549,7 @@
     <w:r>
       <w:tab/>
       <w:tab/>
-      <w:t>2026-09-26</w:t>
+      <w:t>2026-09-27</w:t>
       <w:br/>
       <w:br/>
     </w:r>

--- a/tillsyn/A 136-2025 tillsynsbegäran.docx
+++ b/tillsyn/A 136-2025 tillsynsbegäran.docx
@@ -1549,7 +1549,7 @@
     <w:r>
       <w:tab/>
       <w:tab/>
-      <w:t>2026-09-27</w:t>
+      <w:t>2026-09-28</w:t>
       <w:br/>
       <w:br/>
     </w:r>

--- a/tillsyn/A 136-2025 tillsynsbegäran.docx
+++ b/tillsyn/A 136-2025 tillsynsbegäran.docx
@@ -1549,7 +1549,7 @@
     <w:r>
       <w:tab/>
       <w:tab/>
-      <w:t>2026-09-28</w:t>
+      <w:t>2026-09-29</w:t>
       <w:br/>
       <w:br/>
     </w:r>

--- a/tillsyn/A 136-2025 tillsynsbegäran.docx
+++ b/tillsyn/A 136-2025 tillsynsbegäran.docx
@@ -1549,7 +1549,7 @@
     <w:r>
       <w:tab/>
       <w:tab/>
-      <w:t>2026-09-29</w:t>
+      <w:t>2026-09-30</w:t>
       <w:br/>
       <w:br/>
     </w:r>

--- a/tillsyn/A 136-2025 tillsynsbegäran.docx
+++ b/tillsyn/A 136-2025 tillsynsbegäran.docx
@@ -1549,7 +1549,7 @@
     <w:r>
       <w:tab/>
       <w:tab/>
-      <w:t>2026-09-30</w:t>
+      <w:t>2026-10-01</w:t>
       <w:br/>
       <w:br/>
     </w:r>

--- a/tillsyn/A 136-2025 tillsynsbegäran.docx
+++ b/tillsyn/A 136-2025 tillsynsbegäran.docx
@@ -1549,7 +1549,7 @@
     <w:r>
       <w:tab/>
       <w:tab/>
-      <w:t>2026-10-01</w:t>
+      <w:t>2026-10-02</w:t>
       <w:br/>
       <w:br/>
     </w:r>

--- a/tillsyn/A 136-2025 tillsynsbegäran.docx
+++ b/tillsyn/A 136-2025 tillsynsbegäran.docx
@@ -1549,7 +1549,7 @@
     <w:r>
       <w:tab/>
       <w:tab/>
-      <w:t>2026-10-02</w:t>
+      <w:t>2026-10-03</w:t>
       <w:br/>
       <w:br/>
     </w:r>

--- a/tillsyn/A 136-2025 tillsynsbegäran.docx
+++ b/tillsyn/A 136-2025 tillsynsbegäran.docx
@@ -1549,7 +1549,7 @@
     <w:r>
       <w:tab/>
       <w:tab/>
-      <w:t>2026-10-03</w:t>
+      <w:t>2026-10-04</w:t>
       <w:br/>
       <w:br/>
     </w:r>

--- a/tillsyn/A 136-2025 tillsynsbegäran.docx
+++ b/tillsyn/A 136-2025 tillsynsbegäran.docx
@@ -1549,7 +1549,7 @@
     <w:r>
       <w:tab/>
       <w:tab/>
-      <w:t>2026-10-04</w:t>
+      <w:t>2026-10-05</w:t>
       <w:br/>
       <w:br/>
     </w:r>

--- a/tillsyn/A 136-2025 tillsynsbegäran.docx
+++ b/tillsyn/A 136-2025 tillsynsbegäran.docx
@@ -1549,7 +1549,7 @@
     <w:r>
       <w:tab/>
       <w:tab/>
-      <w:t>2026-10-05</w:t>
+      <w:t>2026-10-06</w:t>
       <w:br/>
       <w:br/>
     </w:r>

--- a/tillsyn/A 136-2025 tillsynsbegäran.docx
+++ b/tillsyn/A 136-2025 tillsynsbegäran.docx
@@ -1549,7 +1549,7 @@
     <w:r>
       <w:tab/>
       <w:tab/>
-      <w:t>2026-10-06</w:t>
+      <w:t>2026-10-07</w:t>
       <w:br/>
       <w:br/>
     </w:r>

--- a/tillsyn/A 136-2025 tillsynsbegäran.docx
+++ b/tillsyn/A 136-2025 tillsynsbegäran.docx
@@ -1549,7 +1549,7 @@
     <w:r>
       <w:tab/>
       <w:tab/>
-      <w:t>2026-10-07</w:t>
+      <w:t>2026-10-08</w:t>
       <w:br/>
       <w:br/>
     </w:r>

--- a/tillsyn/A 136-2025 tillsynsbegäran.docx
+++ b/tillsyn/A 136-2025 tillsynsbegäran.docx
@@ -1549,7 +1549,7 @@
     <w:r>
       <w:tab/>
       <w:tab/>
-      <w:t>2026-10-08</w:t>
+      <w:t>2026-10-09</w:t>
       <w:br/>
       <w:br/>
     </w:r>

--- a/tillsyn/A 136-2025 tillsynsbegäran.docx
+++ b/tillsyn/A 136-2025 tillsynsbegäran.docx
@@ -1549,7 +1549,7 @@
     <w:r>
       <w:tab/>
       <w:tab/>
-      <w:t>2026-10-09</w:t>
+      <w:t>2026-10-10</w:t>
       <w:br/>
       <w:br/>
     </w:r>

--- a/tillsyn/A 136-2025 tillsynsbegäran.docx
+++ b/tillsyn/A 136-2025 tillsynsbegäran.docx
@@ -1549,7 +1549,7 @@
     <w:r>
       <w:tab/>
       <w:tab/>
-      <w:t>2026-10-10</w:t>
+      <w:t>2026-10-11</w:t>
       <w:br/>
       <w:br/>
     </w:r>

--- a/tillsyn/A 136-2025 tillsynsbegäran.docx
+++ b/tillsyn/A 136-2025 tillsynsbegäran.docx
@@ -1549,7 +1549,7 @@
     <w:r>
       <w:tab/>
       <w:tab/>
-      <w:t>2026-10-11</w:t>
+      <w:t>2026-10-12</w:t>
       <w:br/>
       <w:br/>
     </w:r>

--- a/tillsyn/A 136-2025 tillsynsbegäran.docx
+++ b/tillsyn/A 136-2025 tillsynsbegäran.docx
@@ -1549,7 +1549,7 @@
     <w:r>
       <w:tab/>
       <w:tab/>
-      <w:t>2026-10-12</w:t>
+      <w:t>2026-10-13</w:t>
       <w:br/>
       <w:br/>
     </w:r>

--- a/tillsyn/A 136-2025 tillsynsbegäran.docx
+++ b/tillsyn/A 136-2025 tillsynsbegäran.docx
@@ -1549,7 +1549,7 @@
     <w:r>
       <w:tab/>
       <w:tab/>
-      <w:t>2026-10-13</w:t>
+      <w:t>2026-10-14</w:t>
       <w:br/>
       <w:br/>
     </w:r>

--- a/tillsyn/A 136-2025 tillsynsbegäran.docx
+++ b/tillsyn/A 136-2025 tillsynsbegäran.docx
@@ -1549,7 +1549,7 @@
     <w:r>
       <w:tab/>
       <w:tab/>
-      <w:t>2026-10-14</w:t>
+      <w:t>2026-10-15</w:t>
       <w:br/>
       <w:br/>
     </w:r>

--- a/tillsyn/A 136-2025 tillsynsbegäran.docx
+++ b/tillsyn/A 136-2025 tillsynsbegäran.docx
@@ -1549,7 +1549,7 @@
     <w:r>
       <w:tab/>
       <w:tab/>
-      <w:t>2026-10-15</w:t>
+      <w:t>2026-10-16</w:t>
       <w:br/>
       <w:br/>
     </w:r>

--- a/tillsyn/A 136-2025 tillsynsbegäran.docx
+++ b/tillsyn/A 136-2025 tillsynsbegäran.docx
@@ -1549,7 +1549,7 @@
     <w:r>
       <w:tab/>
       <w:tab/>
-      <w:t>2026-10-16</w:t>
+      <w:t>2026-10-17</w:t>
       <w:br/>
       <w:br/>
     </w:r>

--- a/tillsyn/A 136-2025 tillsynsbegäran.docx
+++ b/tillsyn/A 136-2025 tillsynsbegäran.docx
@@ -1549,7 +1549,7 @@
     <w:r>
       <w:tab/>
       <w:tab/>
-      <w:t>2026-10-17</w:t>
+      <w:t>2026-10-18</w:t>
       <w:br/>
       <w:br/>
     </w:r>

--- a/tillsyn/A 136-2025 tillsynsbegäran.docx
+++ b/tillsyn/A 136-2025 tillsynsbegäran.docx
@@ -1549,7 +1549,7 @@
     <w:r>
       <w:tab/>
       <w:tab/>
-      <w:t>2026-10-18</w:t>
+      <w:t>2026-10-19</w:t>
       <w:br/>
       <w:br/>
     </w:r>

--- a/tillsyn/A 136-2025 tillsynsbegäran.docx
+++ b/tillsyn/A 136-2025 tillsynsbegäran.docx
@@ -1549,7 +1549,7 @@
     <w:r>
       <w:tab/>
       <w:tab/>
-      <w:t>2026-10-19</w:t>
+      <w:t>2026-10-20</w:t>
       <w:br/>
       <w:br/>
     </w:r>

--- a/tillsyn/A 136-2025 tillsynsbegäran.docx
+++ b/tillsyn/A 136-2025 tillsynsbegäran.docx
@@ -1549,7 +1549,7 @@
     <w:r>
       <w:tab/>
       <w:tab/>
-      <w:t>2026-10-20</w:t>
+      <w:t>2026-10-21</w:t>
       <w:br/>
       <w:br/>
     </w:r>

--- a/tillsyn/A 136-2025 tillsynsbegäran.docx
+++ b/tillsyn/A 136-2025 tillsynsbegäran.docx
@@ -1549,7 +1549,7 @@
     <w:r>
       <w:tab/>
       <w:tab/>
-      <w:t>2026-10-21</w:t>
+      <w:t>2026-10-22</w:t>
       <w:br/>
       <w:br/>
     </w:r>

--- a/tillsyn/A 136-2025 tillsynsbegäran.docx
+++ b/tillsyn/A 136-2025 tillsynsbegäran.docx
@@ -1549,7 +1549,7 @@
     <w:r>
       <w:tab/>
       <w:tab/>
-      <w:t>2026-10-22</w:t>
+      <w:t>2026-10-23</w:t>
       <w:br/>
       <w:br/>
     </w:r>

--- a/tillsyn/A 136-2025 tillsynsbegäran.docx
+++ b/tillsyn/A 136-2025 tillsynsbegäran.docx
@@ -1549,7 +1549,7 @@
     <w:r>
       <w:tab/>
       <w:tab/>
-      <w:t>2026-10-23</w:t>
+      <w:t>2026-10-24</w:t>
       <w:br/>
       <w:br/>
     </w:r>

--- a/tillsyn/A 136-2025 tillsynsbegäran.docx
+++ b/tillsyn/A 136-2025 tillsynsbegäran.docx
@@ -1549,7 +1549,7 @@
     <w:r>
       <w:tab/>
       <w:tab/>
-      <w:t>2026-10-24</w:t>
+      <w:t>2026-10-25</w:t>
       <w:br/>
       <w:br/>
     </w:r>

--- a/tillsyn/A 136-2025 tillsynsbegäran.docx
+++ b/tillsyn/A 136-2025 tillsynsbegäran.docx
@@ -1549,7 +1549,7 @@
     <w:r>
       <w:tab/>
       <w:tab/>
-      <w:t>2026-10-25</w:t>
+      <w:t>2026-10-26</w:t>
       <w:br/>
       <w:br/>
     </w:r>

--- a/tillsyn/A 136-2025 tillsynsbegäran.docx
+++ b/tillsyn/A 136-2025 tillsynsbegäran.docx
@@ -1549,7 +1549,7 @@
     <w:r>
       <w:tab/>
       <w:tab/>
-      <w:t>2026-10-26</w:t>
+      <w:t>2026-10-27</w:t>
       <w:br/>
       <w:br/>
     </w:r>

--- a/tillsyn/A 136-2025 tillsynsbegäran.docx
+++ b/tillsyn/A 136-2025 tillsynsbegäran.docx
@@ -1549,7 +1549,7 @@
     <w:r>
       <w:tab/>
       <w:tab/>
-      <w:t>2026-10-27</w:t>
+      <w:t>2026-10-28</w:t>
       <w:br/>
       <w:br/>
     </w:r>

--- a/tillsyn/A 136-2025 tillsynsbegäran.docx
+++ b/tillsyn/A 136-2025 tillsynsbegäran.docx
@@ -1549,7 +1549,7 @@
     <w:r>
       <w:tab/>
       <w:tab/>
-      <w:t>2026-10-28</w:t>
+      <w:t>2026-10-29</w:t>
       <w:br/>
       <w:br/>
     </w:r>

--- a/tillsyn/A 136-2025 tillsynsbegäran.docx
+++ b/tillsyn/A 136-2025 tillsynsbegäran.docx
@@ -1549,7 +1549,7 @@
     <w:r>
       <w:tab/>
       <w:tab/>
-      <w:t>2026-10-29</w:t>
+      <w:t>2026-10-31</w:t>
       <w:br/>
       <w:br/>
     </w:r>
